--- a/VẬT TƯ CÔNG TY/BIÊN BẢN/BIÊN BẢN BÀN GIAO VẬT TƯ/BẮC ĐẢO/THẠO.docx
+++ b/VẬT TƯ CÔNG TY/BIÊN BẢN/BIÊN BẢN BÀN GIAO VẬT TƯ/BẮC ĐẢO/THẠO.docx
@@ -82,7 +82,14 @@
           <w:sz w:val="28"/>
           <w:szCs w:val="28"/>
         </w:rPr>
-        <w:t xml:space="preserve"> 29</w:t>
+        <w:t xml:space="preserve"> </w:t>
+      </w:r>
+      <w:r>
+        <w:rPr>
+          <w:sz w:val="28"/>
+          <w:szCs w:val="28"/>
+        </w:rPr>
+        <w:t>31</w:t>
       </w:r>
       <w:r>
         <w:rPr>
@@ -577,7 +584,7 @@
     </w:p>
     <w:tbl>
       <w:tblPr>
-        <w:tblW w:w="9072" w:type="dxa"/>
+        <w:tblW w:w="9214" w:type="dxa"/>
         <w:tblInd w:w="108" w:type="dxa"/>
         <w:tblBorders>
           <w:top w:val="single" w:sz="4" w:space="0" w:color="auto"/>
@@ -592,11 +599,9 @@
       </w:tblPr>
       <w:tblGrid>
         <w:gridCol w:w="746"/>
-        <w:gridCol w:w="3325"/>
-        <w:gridCol w:w="870"/>
-        <w:gridCol w:w="913"/>
-        <w:gridCol w:w="1536"/>
-        <w:gridCol w:w="1682"/>
+        <w:gridCol w:w="5208"/>
+        <w:gridCol w:w="1559"/>
+        <w:gridCol w:w="1701"/>
       </w:tblGrid>
       <w:tr>
         <w:tc>
@@ -629,7 +634,7 @@
         </w:tc>
         <w:tc>
           <w:tcPr>
-            <w:tcW w:w="3325" w:type="dxa"/>
+            <w:tcW w:w="5208" w:type="dxa"/>
             <w:shd w:val="clear" w:color="auto" w:fill="FFFFFF"/>
             <w:vAlign w:val="center"/>
           </w:tcPr>
@@ -657,7 +662,7 @@
         </w:tc>
         <w:tc>
           <w:tcPr>
-            <w:tcW w:w="870" w:type="dxa"/>
+            <w:tcW w:w="1559" w:type="dxa"/>
             <w:shd w:val="clear" w:color="auto" w:fill="FFFFFF"/>
             <w:vAlign w:val="center"/>
           </w:tcPr>
@@ -685,7 +690,7 @@
         </w:tc>
         <w:tc>
           <w:tcPr>
-            <w:tcW w:w="913" w:type="dxa"/>
+            <w:tcW w:w="1701" w:type="dxa"/>
             <w:shd w:val="clear" w:color="auto" w:fill="FFFFFF"/>
             <w:vAlign w:val="center"/>
           </w:tcPr>
@@ -711,62 +716,6 @@
             </w:r>
           </w:p>
         </w:tc>
-        <w:tc>
-          <w:tcPr>
-            <w:tcW w:w="1536" w:type="dxa"/>
-            <w:shd w:val="clear" w:color="auto" w:fill="FFFFFF"/>
-            <w:vAlign w:val="center"/>
-          </w:tcPr>
-          <w:p>
-            <w:pPr>
-              <w:spacing w:after="120" w:line="276" w:lineRule="auto"/>
-              <w:jc w:val="center"/>
-              <w:rPr>
-                <w:rFonts w:eastAsia="Calibri"/>
-                <w:b/>
-                <w:sz w:val="28"/>
-                <w:szCs w:val="28"/>
-              </w:rPr>
-            </w:pPr>
-            <w:r>
-              <w:rPr>
-                <w:rFonts w:eastAsia="Calibri"/>
-                <w:b/>
-                <w:sz w:val="28"/>
-                <w:szCs w:val="28"/>
-              </w:rPr>
-              <w:t>Tình trạng</w:t>
-            </w:r>
-          </w:p>
-        </w:tc>
-        <w:tc>
-          <w:tcPr>
-            <w:tcW w:w="1682" w:type="dxa"/>
-            <w:shd w:val="clear" w:color="auto" w:fill="FFFFFF"/>
-            <w:vAlign w:val="center"/>
-          </w:tcPr>
-          <w:p>
-            <w:pPr>
-              <w:spacing w:after="120" w:line="276" w:lineRule="auto"/>
-              <w:jc w:val="center"/>
-              <w:rPr>
-                <w:rFonts w:eastAsia="Calibri"/>
-                <w:b/>
-                <w:sz w:val="28"/>
-                <w:szCs w:val="28"/>
-              </w:rPr>
-            </w:pPr>
-            <w:r>
-              <w:rPr>
-                <w:rFonts w:eastAsia="Calibri"/>
-                <w:b/>
-                <w:sz w:val="28"/>
-                <w:szCs w:val="28"/>
-              </w:rPr>
-              <w:t>Thành tiền</w:t>
-            </w:r>
-          </w:p>
-        </w:tc>
       </w:tr>
       <w:tr>
         <w:tc>
@@ -796,7 +745,7 @@
         </w:tc>
         <w:tc>
           <w:tcPr>
-            <w:tcW w:w="3325" w:type="dxa"/>
+            <w:tcW w:w="5208" w:type="dxa"/>
             <w:shd w:val="clear" w:color="auto" w:fill="FFFFFF"/>
           </w:tcPr>
           <w:p>
@@ -821,7 +770,7 @@
         </w:tc>
         <w:tc>
           <w:tcPr>
-            <w:tcW w:w="870" w:type="dxa"/>
+            <w:tcW w:w="1559" w:type="dxa"/>
             <w:shd w:val="clear" w:color="auto" w:fill="FFFFFF"/>
           </w:tcPr>
           <w:p>
@@ -846,7 +795,7 @@
         </w:tc>
         <w:tc>
           <w:tcPr>
-            <w:tcW w:w="913" w:type="dxa"/>
+            <w:tcW w:w="1701" w:type="dxa"/>
             <w:shd w:val="clear" w:color="auto" w:fill="FFFFFF"/>
           </w:tcPr>
           <w:p>
@@ -867,48 +816,6 @@
               </w:rPr>
               <w:t>1</w:t>
             </w:r>
-          </w:p>
-        </w:tc>
-        <w:tc>
-          <w:tcPr>
-            <w:tcW w:w="1536" w:type="dxa"/>
-            <w:shd w:val="clear" w:color="auto" w:fill="FFFFFF"/>
-          </w:tcPr>
-          <w:p>
-            <w:pPr>
-              <w:spacing w:after="120" w:line="276" w:lineRule="auto"/>
-              <w:jc w:val="center"/>
-              <w:rPr>
-                <w:rFonts w:eastAsia="Calibri"/>
-                <w:sz w:val="28"/>
-                <w:szCs w:val="28"/>
-              </w:rPr>
-            </w:pPr>
-            <w:r>
-              <w:rPr>
-                <w:rFonts w:eastAsia="Calibri"/>
-                <w:sz w:val="28"/>
-                <w:szCs w:val="28"/>
-              </w:rPr>
-              <w:t>Mới 100%</w:t>
-            </w:r>
-          </w:p>
-        </w:tc>
-        <w:tc>
-          <w:tcPr>
-            <w:tcW w:w="1682" w:type="dxa"/>
-            <w:shd w:val="clear" w:color="auto" w:fill="FFFFFF"/>
-          </w:tcPr>
-          <w:p>
-            <w:pPr>
-              <w:spacing w:after="120" w:line="276" w:lineRule="auto"/>
-              <w:jc w:val="center"/>
-              <w:rPr>
-                <w:rFonts w:eastAsia="Calibri"/>
-                <w:sz w:val="28"/>
-                <w:szCs w:val="28"/>
-              </w:rPr>
-            </w:pPr>
           </w:p>
         </w:tc>
       </w:tr>
@@ -940,7 +847,7 @@
         </w:tc>
         <w:tc>
           <w:tcPr>
-            <w:tcW w:w="3325" w:type="dxa"/>
+            <w:tcW w:w="5208" w:type="dxa"/>
             <w:shd w:val="clear" w:color="auto" w:fill="FFFFFF"/>
           </w:tcPr>
           <w:p>
@@ -965,7 +872,7 @@
         </w:tc>
         <w:tc>
           <w:tcPr>
-            <w:tcW w:w="870" w:type="dxa"/>
+            <w:tcW w:w="1559" w:type="dxa"/>
             <w:shd w:val="clear" w:color="auto" w:fill="FFFFFF"/>
           </w:tcPr>
           <w:p>
@@ -990,7 +897,7 @@
         </w:tc>
         <w:tc>
           <w:tcPr>
-            <w:tcW w:w="913" w:type="dxa"/>
+            <w:tcW w:w="1701" w:type="dxa"/>
             <w:shd w:val="clear" w:color="auto" w:fill="FFFFFF"/>
           </w:tcPr>
           <w:p>
@@ -1011,48 +918,6 @@
               </w:rPr>
               <w:t>1</w:t>
             </w:r>
-          </w:p>
-        </w:tc>
-        <w:tc>
-          <w:tcPr>
-            <w:tcW w:w="1536" w:type="dxa"/>
-            <w:shd w:val="clear" w:color="auto" w:fill="FFFFFF"/>
-          </w:tcPr>
-          <w:p>
-            <w:pPr>
-              <w:spacing w:after="120" w:line="276" w:lineRule="auto"/>
-              <w:jc w:val="center"/>
-              <w:rPr>
-                <w:rFonts w:eastAsia="Calibri"/>
-                <w:sz w:val="28"/>
-                <w:szCs w:val="28"/>
-              </w:rPr>
-            </w:pPr>
-            <w:r>
-              <w:rPr>
-                <w:rFonts w:eastAsia="Calibri"/>
-                <w:sz w:val="28"/>
-                <w:szCs w:val="28"/>
-              </w:rPr>
-              <w:t>Mới 100%</w:t>
-            </w:r>
-          </w:p>
-        </w:tc>
-        <w:tc>
-          <w:tcPr>
-            <w:tcW w:w="1682" w:type="dxa"/>
-            <w:shd w:val="clear" w:color="auto" w:fill="FFFFFF"/>
-          </w:tcPr>
-          <w:p>
-            <w:pPr>
-              <w:spacing w:after="120" w:line="276" w:lineRule="auto"/>
-              <w:jc w:val="center"/>
-              <w:rPr>
-                <w:rFonts w:eastAsia="Calibri"/>
-                <w:sz w:val="28"/>
-                <w:szCs w:val="28"/>
-              </w:rPr>
-            </w:pPr>
           </w:p>
         </w:tc>
       </w:tr>
@@ -1084,7 +949,7 @@
         </w:tc>
         <w:tc>
           <w:tcPr>
-            <w:tcW w:w="3325" w:type="dxa"/>
+            <w:tcW w:w="5208" w:type="dxa"/>
             <w:shd w:val="clear" w:color="auto" w:fill="FFFFFF"/>
           </w:tcPr>
           <w:p>
@@ -1109,7 +974,7 @@
         </w:tc>
         <w:tc>
           <w:tcPr>
-            <w:tcW w:w="870" w:type="dxa"/>
+            <w:tcW w:w="1559" w:type="dxa"/>
             <w:shd w:val="clear" w:color="auto" w:fill="FFFFFF"/>
           </w:tcPr>
           <w:p>
@@ -1134,7 +999,7 @@
         </w:tc>
         <w:tc>
           <w:tcPr>
-            <w:tcW w:w="913" w:type="dxa"/>
+            <w:tcW w:w="1701" w:type="dxa"/>
             <w:shd w:val="clear" w:color="auto" w:fill="FFFFFF"/>
           </w:tcPr>
           <w:p>
@@ -1155,48 +1020,6 @@
               </w:rPr>
               <w:t>1</w:t>
             </w:r>
-          </w:p>
-        </w:tc>
-        <w:tc>
-          <w:tcPr>
-            <w:tcW w:w="1536" w:type="dxa"/>
-            <w:shd w:val="clear" w:color="auto" w:fill="FFFFFF"/>
-          </w:tcPr>
-          <w:p>
-            <w:pPr>
-              <w:spacing w:after="120" w:line="276" w:lineRule="auto"/>
-              <w:jc w:val="center"/>
-              <w:rPr>
-                <w:rFonts w:eastAsia="Calibri"/>
-                <w:sz w:val="28"/>
-                <w:szCs w:val="28"/>
-              </w:rPr>
-            </w:pPr>
-            <w:r>
-              <w:rPr>
-                <w:rFonts w:eastAsia="Calibri"/>
-                <w:sz w:val="28"/>
-                <w:szCs w:val="28"/>
-              </w:rPr>
-              <w:t>Mới 100%</w:t>
-            </w:r>
-          </w:p>
-        </w:tc>
-        <w:tc>
-          <w:tcPr>
-            <w:tcW w:w="1682" w:type="dxa"/>
-            <w:shd w:val="clear" w:color="auto" w:fill="FFFFFF"/>
-          </w:tcPr>
-          <w:p>
-            <w:pPr>
-              <w:spacing w:after="120" w:line="276" w:lineRule="auto"/>
-              <w:jc w:val="center"/>
-              <w:rPr>
-                <w:rFonts w:eastAsia="Calibri"/>
-                <w:sz w:val="28"/>
-                <w:szCs w:val="28"/>
-              </w:rPr>
-            </w:pPr>
           </w:p>
         </w:tc>
       </w:tr>
@@ -1216,11 +1039,19 @@
                 <w:szCs w:val="28"/>
               </w:rPr>
             </w:pPr>
-          </w:p>
-        </w:tc>
-        <w:tc>
-          <w:tcPr>
-            <w:tcW w:w="3325" w:type="dxa"/>
+            <w:r>
+              <w:rPr>
+                <w:rFonts w:eastAsia="Calibri"/>
+                <w:sz w:val="28"/>
+                <w:szCs w:val="28"/>
+              </w:rPr>
+              <w:t>4</w:t>
+            </w:r>
+          </w:p>
+        </w:tc>
+        <w:tc>
+          <w:tcPr>
+            <w:tcW w:w="5208" w:type="dxa"/>
             <w:shd w:val="clear" w:color="auto" w:fill="FFFFFF"/>
           </w:tcPr>
           <w:p>
@@ -1233,11 +1064,19 @@
                 <w:szCs w:val="28"/>
               </w:rPr>
             </w:pPr>
-          </w:p>
-        </w:tc>
-        <w:tc>
-          <w:tcPr>
-            <w:tcW w:w="870" w:type="dxa"/>
+            <w:r>
+              <w:rPr>
+                <w:rFonts w:eastAsia="Calibri"/>
+                <w:sz w:val="28"/>
+                <w:szCs w:val="28"/>
+              </w:rPr>
+              <w:t>Chìa khóa xe</w:t>
+            </w:r>
+          </w:p>
+        </w:tc>
+        <w:tc>
+          <w:tcPr>
+            <w:tcW w:w="1559" w:type="dxa"/>
             <w:shd w:val="clear" w:color="auto" w:fill="FFFFFF"/>
           </w:tcPr>
           <w:p>
@@ -1250,11 +1089,19 @@
                 <w:szCs w:val="28"/>
               </w:rPr>
             </w:pPr>
-          </w:p>
-        </w:tc>
-        <w:tc>
-          <w:tcPr>
-            <w:tcW w:w="913" w:type="dxa"/>
+            <w:r>
+              <w:rPr>
+                <w:rFonts w:eastAsia="Calibri"/>
+                <w:sz w:val="28"/>
+                <w:szCs w:val="28"/>
+              </w:rPr>
+              <w:t>Chiếc</w:t>
+            </w:r>
+          </w:p>
+        </w:tc>
+        <w:tc>
+          <w:tcPr>
+            <w:tcW w:w="1701" w:type="dxa"/>
             <w:shd w:val="clear" w:color="auto" w:fill="FFFFFF"/>
           </w:tcPr>
           <w:p>
@@ -1267,40 +1114,14 @@
                 <w:szCs w:val="28"/>
               </w:rPr>
             </w:pPr>
-          </w:p>
-        </w:tc>
-        <w:tc>
-          <w:tcPr>
-            <w:tcW w:w="1536" w:type="dxa"/>
-            <w:shd w:val="clear" w:color="auto" w:fill="FFFFFF"/>
-          </w:tcPr>
-          <w:p>
-            <w:pPr>
-              <w:spacing w:after="120" w:line="276" w:lineRule="auto"/>
-              <w:jc w:val="center"/>
-              <w:rPr>
-                <w:rFonts w:eastAsia="Calibri"/>
-                <w:sz w:val="28"/>
-                <w:szCs w:val="28"/>
-              </w:rPr>
-            </w:pPr>
-          </w:p>
-        </w:tc>
-        <w:tc>
-          <w:tcPr>
-            <w:tcW w:w="1682" w:type="dxa"/>
-            <w:shd w:val="clear" w:color="auto" w:fill="FFFFFF"/>
-          </w:tcPr>
-          <w:p>
-            <w:pPr>
-              <w:spacing w:after="120" w:line="276" w:lineRule="auto"/>
-              <w:jc w:val="center"/>
-              <w:rPr>
-                <w:rFonts w:eastAsia="Calibri"/>
-                <w:sz w:val="28"/>
-                <w:szCs w:val="28"/>
-              </w:rPr>
-            </w:pPr>
+            <w:r>
+              <w:rPr>
+                <w:rFonts w:eastAsia="Calibri"/>
+                <w:sz w:val="28"/>
+                <w:szCs w:val="28"/>
+              </w:rPr>
+              <w:t>1</w:t>
+            </w:r>
           </w:p>
         </w:tc>
       </w:tr>
@@ -1323,7 +1144,7 @@
         </w:tc>
         <w:tc>
           <w:tcPr>
-            <w:tcW w:w="3325" w:type="dxa"/>
+            <w:tcW w:w="5208" w:type="dxa"/>
             <w:shd w:val="clear" w:color="auto" w:fill="FFFFFF"/>
           </w:tcPr>
           <w:p>
@@ -1339,7 +1160,7 @@
         </w:tc>
         <w:tc>
           <w:tcPr>
-            <w:tcW w:w="870" w:type="dxa"/>
+            <w:tcW w:w="1559" w:type="dxa"/>
             <w:shd w:val="clear" w:color="auto" w:fill="FFFFFF"/>
           </w:tcPr>
           <w:p>
@@ -1355,39 +1176,7 @@
         </w:tc>
         <w:tc>
           <w:tcPr>
-            <w:tcW w:w="913" w:type="dxa"/>
-            <w:shd w:val="clear" w:color="auto" w:fill="FFFFFF"/>
-          </w:tcPr>
-          <w:p>
-            <w:pPr>
-              <w:spacing w:after="120" w:line="276" w:lineRule="auto"/>
-              <w:rPr>
-                <w:rFonts w:eastAsia="Calibri"/>
-                <w:sz w:val="28"/>
-                <w:szCs w:val="28"/>
-              </w:rPr>
-            </w:pPr>
-          </w:p>
-        </w:tc>
-        <w:tc>
-          <w:tcPr>
-            <w:tcW w:w="1536" w:type="dxa"/>
-            <w:shd w:val="clear" w:color="auto" w:fill="FFFFFF"/>
-          </w:tcPr>
-          <w:p>
-            <w:pPr>
-              <w:spacing w:after="120" w:line="276" w:lineRule="auto"/>
-              <w:rPr>
-                <w:rFonts w:eastAsia="Calibri"/>
-                <w:sz w:val="28"/>
-                <w:szCs w:val="28"/>
-              </w:rPr>
-            </w:pPr>
-          </w:p>
-        </w:tc>
-        <w:tc>
-          <w:tcPr>
-            <w:tcW w:w="1682" w:type="dxa"/>
+            <w:tcW w:w="1701" w:type="dxa"/>
             <w:shd w:val="clear" w:color="auto" w:fill="FFFFFF"/>
           </w:tcPr>
           <w:p>
@@ -1421,7 +1210,7 @@
         </w:tc>
         <w:tc>
           <w:tcPr>
-            <w:tcW w:w="3325" w:type="dxa"/>
+            <w:tcW w:w="5208" w:type="dxa"/>
             <w:shd w:val="clear" w:color="auto" w:fill="FFFFFF"/>
           </w:tcPr>
           <w:p>
@@ -1437,7 +1226,7 @@
         </w:tc>
         <w:tc>
           <w:tcPr>
-            <w:tcW w:w="870" w:type="dxa"/>
+            <w:tcW w:w="1559" w:type="dxa"/>
             <w:shd w:val="clear" w:color="auto" w:fill="FFFFFF"/>
           </w:tcPr>
           <w:p>
@@ -1453,39 +1242,7 @@
         </w:tc>
         <w:tc>
           <w:tcPr>
-            <w:tcW w:w="913" w:type="dxa"/>
-            <w:shd w:val="clear" w:color="auto" w:fill="FFFFFF"/>
-          </w:tcPr>
-          <w:p>
-            <w:pPr>
-              <w:spacing w:after="120" w:line="276" w:lineRule="auto"/>
-              <w:rPr>
-                <w:rFonts w:eastAsia="Calibri"/>
-                <w:sz w:val="28"/>
-                <w:szCs w:val="28"/>
-              </w:rPr>
-            </w:pPr>
-          </w:p>
-        </w:tc>
-        <w:tc>
-          <w:tcPr>
-            <w:tcW w:w="1536" w:type="dxa"/>
-            <w:shd w:val="clear" w:color="auto" w:fill="FFFFFF"/>
-          </w:tcPr>
-          <w:p>
-            <w:pPr>
-              <w:spacing w:after="120" w:line="276" w:lineRule="auto"/>
-              <w:rPr>
-                <w:rFonts w:eastAsia="Calibri"/>
-                <w:sz w:val="28"/>
-                <w:szCs w:val="28"/>
-              </w:rPr>
-            </w:pPr>
-          </w:p>
-        </w:tc>
-        <w:tc>
-          <w:tcPr>
-            <w:tcW w:w="1682" w:type="dxa"/>
+            <w:tcW w:w="1701" w:type="dxa"/>
             <w:shd w:val="clear" w:color="auto" w:fill="FFFFFF"/>
           </w:tcPr>
           <w:p>
@@ -1516,6 +1273,33 @@
           <w:sz w:val="28"/>
           <w:szCs w:val="28"/>
         </w:rPr>
+        <w:br/>
+      </w:r>
+      <w:r>
+        <w:rPr>
+          <w:b/>
+          <w:bCs/>
+          <w:sz w:val="28"/>
+          <w:szCs w:val="28"/>
+        </w:rPr>
+        <w:br/>
+      </w:r>
+      <w:r>
+        <w:rPr>
+          <w:b/>
+          <w:bCs/>
+          <w:sz w:val="28"/>
+          <w:szCs w:val="28"/>
+        </w:rPr>
+        <w:br/>
+      </w:r>
+      <w:r>
+        <w:rPr>
+          <w:b/>
+          <w:bCs/>
+          <w:sz w:val="28"/>
+          <w:szCs w:val="28"/>
+        </w:rPr>
         <w:lastRenderedPageBreak/>
         <w:t xml:space="preserve">Bên </w:t>
       </w:r>
@@ -1548,7 +1332,7 @@
           <w:sz w:val="28"/>
           <w:szCs w:val="28"/>
         </w:rPr>
-        <w:t>29</w:t>
+        <w:t>31</w:t>
       </w:r>
       <w:r>
         <w:rPr>
